--- a/Supplementary Material.docx
+++ b/Supplementary Material.docx
@@ -229,7 +229,7 @@
         <w:ind w:firstLine="220"/>
         <w:jc w:val="center"/>
         <w:rPr>
-          <w:rFonts w:cs="Times New Roman"/>
+          <w:rFonts w:cs="Times New Roman" w:hint="eastAsia"/>
           <w:sz w:val="22"/>
           <w:szCs w:val="28"/>
         </w:rPr>
@@ -1884,7 +1884,6 @@
         <w:rPr>
           <w:i/>
           <w:iCs/>
-          <w:highlight w:val="yellow"/>
         </w:rPr>
       </w:pPr>
       <w:r>
@@ -1892,7 +1891,6 @@
           <w:rFonts w:hint="eastAsia"/>
           <w:i/>
           <w:iCs/>
-          <w:highlight w:val="yellow"/>
         </w:rPr>
         <w:t>B</w:t>
       </w:r>
@@ -1900,7 +1898,6 @@
         <w:rPr>
           <w:i/>
           <w:iCs/>
-          <w:highlight w:val="yellow"/>
         </w:rPr>
         <w:t>. Backbone Attention Analysis via Eigen-CAM Visualization</w:t>
       </w:r>
@@ -1908,28 +1905,18 @@
     <w:p>
       <w:pPr>
         <w:ind w:firstLine="240"/>
-        <w:rPr>
-          <w:highlight w:val="yellow"/>
-        </w:rPr>
       </w:pPr>
       <w:r>
-        <w:rPr>
-          <w:highlight w:val="yellow"/>
-        </w:rPr>
         <w:t>To gain deeper insights into the performance of different backbones in tooth crack detection and segmentation, we utilized Eigen-CAM to generate heatmaps, allowing a visual comparison of how effectively each backbone focuses on crack features. These heatmaps illustrate the attention distribution of each network when processing sample images, aiding in visualizing and interpreting their decision-making processes.</w:t>
       </w:r>
     </w:p>
     <w:p>
       <w:pPr>
         <w:ind w:firstLineChars="0" w:firstLine="0"/>
-        <w:rPr>
-          <w:highlight w:val="yellow"/>
-        </w:rPr>
       </w:pPr>
       <w:r>
         <w:rPr>
           <w:noProof/>
-          <w:highlight w:val="yellow"/>
         </w:rPr>
         <w:drawing>
           <wp:inline distT="0" distB="0" distL="0" distR="0" wp14:anchorId="068F108F" wp14:editId="0AA1CD5A">
@@ -1987,7 +1974,6 @@
         <w:rPr>
           <w:sz w:val="22"/>
           <w:szCs w:val="22"/>
-          <w:highlight w:val="yellow"/>
         </w:rPr>
       </w:pPr>
       <w:r>
@@ -1995,7 +1981,6 @@
           <w:rFonts w:hint="eastAsia"/>
           <w:sz w:val="22"/>
           <w:szCs w:val="22"/>
-          <w:highlight w:val="yellow"/>
         </w:rPr>
         <w:t>F</w:t>
       </w:r>
@@ -2003,7 +1988,6 @@
         <w:rPr>
           <w:sz w:val="22"/>
           <w:szCs w:val="22"/>
-          <w:highlight w:val="yellow"/>
         </w:rPr>
         <w:t xml:space="preserve">ig. </w:t>
       </w:r>
@@ -2012,7 +1996,6 @@
           <w:rFonts w:hint="eastAsia"/>
           <w:sz w:val="22"/>
           <w:szCs w:val="22"/>
-          <w:highlight w:val="yellow"/>
         </w:rPr>
         <w:t>S</w:t>
       </w:r>
@@ -2020,7 +2003,6 @@
         <w:rPr>
           <w:sz w:val="22"/>
           <w:szCs w:val="22"/>
-          <w:highlight w:val="yellow"/>
         </w:rPr>
         <w:t xml:space="preserve">2. Visualization comparison of different backbones using </w:t>
       </w:r>
@@ -2029,7 +2011,6 @@
         <w:rPr>
           <w:sz w:val="22"/>
           <w:szCs w:val="22"/>
-          <w:highlight w:val="yellow"/>
         </w:rPr>
         <w:t>EigenCAM</w:t>
       </w:r>
@@ -2038,7 +2019,6 @@
         <w:rPr>
           <w:sz w:val="22"/>
           <w:szCs w:val="22"/>
-          <w:highlight w:val="yellow"/>
         </w:rPr>
         <w:t xml:space="preserve">. (a) original image, (b) ground-truth, (c) </w:t>
       </w:r>
@@ -2047,7 +2027,6 @@
         <w:rPr>
           <w:sz w:val="22"/>
           <w:szCs w:val="22"/>
-          <w:highlight w:val="yellow"/>
         </w:rPr>
         <w:t>ConvNeXt</w:t>
       </w:r>
@@ -2056,7 +2035,6 @@
         <w:rPr>
           <w:sz w:val="22"/>
           <w:szCs w:val="22"/>
-          <w:highlight w:val="yellow"/>
         </w:rPr>
         <w:t xml:space="preserve">-tiny, (d) PVT-v2b1, (e) </w:t>
       </w:r>
@@ -2065,7 +2043,6 @@
         <w:rPr>
           <w:sz w:val="22"/>
           <w:szCs w:val="22"/>
-          <w:highlight w:val="yellow"/>
         </w:rPr>
         <w:t>Swin</w:t>
       </w:r>
@@ -2074,7 +2051,6 @@
         <w:rPr>
           <w:sz w:val="22"/>
           <w:szCs w:val="22"/>
-          <w:highlight w:val="yellow"/>
         </w:rPr>
         <w:t>-transformer-tiny, (f) ResNet-50, (g) ResNeXt-50(32×4d).</w:t>
       </w:r>
@@ -2090,57 +2066,35 @@
     <w:p>
       <w:pPr>
         <w:ind w:firstLine="240"/>
-        <w:rPr>
-          <w:highlight w:val="yellow"/>
-        </w:rPr>
       </w:pPr>
       <w:r>
-        <w:rPr>
-          <w:highlight w:val="yellow"/>
-        </w:rPr>
         <w:t xml:space="preserve">As shown in </w:t>
       </w:r>
       <w:r>
         <w:rPr>
           <w:color w:val="7030A0"/>
-          <w:highlight w:val="yellow"/>
         </w:rPr>
         <w:t>Fig. S2</w:t>
       </w:r>
       <w:r>
-        <w:rPr>
-          <w:highlight w:val="yellow"/>
-        </w:rPr>
         <w:t xml:space="preserve">, the heatmaps use a color gradient from blue to red to indicate attention levels, with blue representing low attention areas and red representing high attention areas. The results demonstrate that the model employing ResNeXt-50(32×4d) as the backbone yields slightly higher performance compared to that using ResNet-50, </w:t>
       </w:r>
       <w:r>
-        <w:rPr>
-          <w:highlight w:val="yellow"/>
-        </w:rPr>
         <w:lastRenderedPageBreak/>
         <w:t xml:space="preserve">whereas the remaining three backbones exhibit markedly inferior results in both bounding box detection and segmentation tasks, with </w:t>
       </w:r>
       <w:proofErr w:type="spellStart"/>
       <w:r>
-        <w:rPr>
-          <w:highlight w:val="yellow"/>
-        </w:rPr>
         <w:t>Swin</w:t>
       </w:r>
       <w:proofErr w:type="spellEnd"/>
       <w:r>
-        <w:rPr>
-          <w:highlight w:val="yellow"/>
-        </w:rPr>
         <w:t>-Transformer-Tiny performing the worst. The superior performance of ResNeXt-50 and ResNet-50 can be attributed to their convolutional architectures, which possess strong inductive biases for capturing local spatial features. Such characteristics are particularly advantageous for detecting fine-grained and spatially localized structures, such as subtle cracks in teeth. In contrast, the other three backbones, which rely primarily on global self-attention mechanisms and non-overlapping patch tokenization, may be less capable of preserving and utilizing fine-grained local features, making them less effective at identifying the narrow and low-contrast patterns characteristic of tooth cracks. Consequently, based on both the experimental results and architectural advantages, ResNeXt-50(32×4d) emerges as the most suitable backbone for the proposed framework.</w:t>
       </w:r>
     </w:p>
     <w:p>
       <w:pPr>
         <w:ind w:firstLineChars="0" w:firstLine="0"/>
-        <w:rPr>
-          <w:highlight w:val="yellow"/>
-        </w:rPr>
       </w:pPr>
     </w:p>
     <w:p>
@@ -2149,7 +2103,6 @@
         <w:rPr>
           <w:i/>
           <w:iCs/>
-          <w:highlight w:val="yellow"/>
         </w:rPr>
       </w:pPr>
       <w:r>
@@ -2157,7 +2110,6 @@
           <w:rFonts w:hint="eastAsia"/>
           <w:i/>
           <w:iCs/>
-          <w:highlight w:val="yellow"/>
         </w:rPr>
         <w:t>C</w:t>
       </w:r>
@@ -2165,7 +2117,6 @@
         <w:rPr>
           <w:i/>
           <w:iCs/>
-          <w:highlight w:val="yellow"/>
         </w:rPr>
         <w:t>.</w:t>
       </w:r>
@@ -2173,7 +2124,6 @@
         <w:rPr>
           <w:i/>
           <w:iCs/>
-          <w:highlight w:val="yellow"/>
         </w:rPr>
         <w:t xml:space="preserve"> Radar Chart Visualization of Ablation Study Results</w:t>
       </w:r>
@@ -2181,20 +2131,11 @@
     <w:p>
       <w:pPr>
         <w:ind w:firstLine="240"/>
-        <w:rPr>
-          <w:highlight w:val="yellow"/>
-        </w:rPr>
       </w:pPr>
       <w:r>
-        <w:rPr>
-          <w:highlight w:val="yellow"/>
-        </w:rPr>
         <w:t>To provide an intuitive explanation for the ablation results in Table 4 of the main text</w:t>
       </w:r>
       <w:r>
-        <w:rPr>
-          <w:highlight w:val="yellow"/>
-        </w:rPr>
         <w:t xml:space="preserve">, we plotted radar charts summarizing the effect of each module across six evaluation metrics: </w:t>
       </w:r>
       <w:proofErr w:type="spellStart"/>
@@ -2202,7 +2143,6 @@
         <w:rPr>
           <w:i/>
           <w:iCs/>
-          <w:highlight w:val="yellow"/>
         </w:rPr>
         <w:t>AP</w:t>
       </w:r>
@@ -2210,16 +2150,12 @@
         <w:rPr>
           <w:i/>
           <w:iCs/>
-          <w:highlight w:val="yellow"/>
           <w:vertAlign w:val="superscript"/>
         </w:rPr>
         <w:t>bbox</w:t>
       </w:r>
       <w:proofErr w:type="spellEnd"/>
       <w:r>
-        <w:rPr>
-          <w:highlight w:val="yellow"/>
-        </w:rPr>
         <w:t xml:space="preserve">, </w:t>
       </w:r>
       <w:proofErr w:type="spellStart"/>
@@ -2227,7 +2163,6 @@
         <w:rPr>
           <w:i/>
           <w:iCs/>
-          <w:highlight w:val="yellow"/>
         </w:rPr>
         <w:t>AP</w:t>
       </w:r>
@@ -2235,7 +2170,6 @@
         <w:rPr>
           <w:i/>
           <w:iCs/>
-          <w:highlight w:val="yellow"/>
           <w:eastAsianLayout w:id="-714343680" w:combine="1"/>
         </w:rPr>
         <w:t>bbox</w:t>
@@ -2245,15 +2179,11 @@
         <w:rPr>
           <w:i/>
           <w:iCs/>
-          <w:highlight w:val="yellow"/>
           <w:eastAsianLayout w:id="-714343680" w:combine="1"/>
         </w:rPr>
         <w:t xml:space="preserve"> 50</w:t>
       </w:r>
       <w:r>
-        <w:rPr>
-          <w:highlight w:val="yellow"/>
-        </w:rPr>
         <w:t xml:space="preserve">, </w:t>
       </w:r>
       <w:proofErr w:type="spellStart"/>
@@ -2261,7 +2191,6 @@
         <w:rPr>
           <w:i/>
           <w:iCs/>
-          <w:highlight w:val="yellow"/>
         </w:rPr>
         <w:t>AP</w:t>
       </w:r>
@@ -2269,7 +2198,6 @@
         <w:rPr>
           <w:i/>
           <w:iCs/>
-          <w:highlight w:val="yellow"/>
           <w:eastAsianLayout w:id="-714343679" w:combine="1"/>
         </w:rPr>
         <w:t>bbox</w:t>
@@ -2279,15 +2207,11 @@
         <w:rPr>
           <w:i/>
           <w:iCs/>
-          <w:highlight w:val="yellow"/>
           <w:eastAsianLayout w:id="-714343679" w:combine="1"/>
         </w:rPr>
         <w:t xml:space="preserve"> 75</w:t>
       </w:r>
       <w:r>
-        <w:rPr>
-          <w:highlight w:val="yellow"/>
-        </w:rPr>
         <w:t xml:space="preserve">, and </w:t>
       </w:r>
       <w:proofErr w:type="spellStart"/>
@@ -2295,7 +2219,6 @@
         <w:rPr>
           <w:i/>
           <w:iCs/>
-          <w:highlight w:val="yellow"/>
         </w:rPr>
         <w:t>AP</w:t>
       </w:r>
@@ -2303,16 +2226,12 @@
         <w:rPr>
           <w:i/>
           <w:iCs/>
-          <w:highlight w:val="yellow"/>
           <w:vertAlign w:val="superscript"/>
         </w:rPr>
         <w:t>seg</w:t>
       </w:r>
       <w:proofErr w:type="spellEnd"/>
       <w:r>
-        <w:rPr>
-          <w:highlight w:val="yellow"/>
-        </w:rPr>
         <w:t xml:space="preserve">, </w:t>
       </w:r>
       <w:proofErr w:type="spellStart"/>
@@ -2320,7 +2239,6 @@
         <w:rPr>
           <w:i/>
           <w:iCs/>
-          <w:highlight w:val="yellow"/>
         </w:rPr>
         <w:t>AP</w:t>
       </w:r>
@@ -2328,7 +2246,6 @@
         <w:rPr>
           <w:i/>
           <w:iCs/>
-          <w:highlight w:val="yellow"/>
           <w:eastAsianLayout w:id="-714342144" w:combine="1"/>
         </w:rPr>
         <w:t>seg</w:t>
@@ -2338,15 +2255,11 @@
         <w:rPr>
           <w:i/>
           <w:iCs/>
-          <w:highlight w:val="yellow"/>
           <w:eastAsianLayout w:id="-714342144" w:combine="1"/>
         </w:rPr>
         <w:t xml:space="preserve"> 50</w:t>
       </w:r>
       <w:r>
-        <w:rPr>
-          <w:highlight w:val="yellow"/>
-        </w:rPr>
         <w:t xml:space="preserve">, </w:t>
       </w:r>
       <w:proofErr w:type="spellStart"/>
@@ -2354,7 +2267,6 @@
         <w:rPr>
           <w:i/>
           <w:iCs/>
-          <w:highlight w:val="yellow"/>
         </w:rPr>
         <w:t>AP</w:t>
       </w:r>
@@ -2362,7 +2274,6 @@
         <w:rPr>
           <w:i/>
           <w:iCs/>
-          <w:highlight w:val="yellow"/>
           <w:eastAsianLayout w:id="-714342143" w:combine="1"/>
         </w:rPr>
         <w:t>seg</w:t>
@@ -2372,84 +2283,56 @@
         <w:rPr>
           <w:i/>
           <w:iCs/>
-          <w:highlight w:val="yellow"/>
           <w:eastAsianLayout w:id="-714342143" w:combine="1"/>
         </w:rPr>
         <w:t xml:space="preserve"> 75</w:t>
       </w:r>
       <w:r>
-        <w:rPr>
-          <w:highlight w:val="yellow"/>
-        </w:rPr>
         <w:t>. All values are compared against the baseline Mask R-CNN.</w:t>
       </w:r>
     </w:p>
     <w:p>
       <w:pPr>
         <w:ind w:firstLine="240"/>
-        <w:rPr>
-          <w:highlight w:val="yellow"/>
-        </w:rPr>
       </w:pPr>
       <w:r>
         <w:rPr>
           <w:rFonts w:hint="eastAsia"/>
           <w:color w:val="7030A0"/>
-          <w:highlight w:val="yellow"/>
         </w:rPr>
         <w:t>Fig</w:t>
       </w:r>
       <w:r>
         <w:rPr>
           <w:color w:val="7030A0"/>
-          <w:highlight w:val="yellow"/>
         </w:rPr>
         <w:t>. S3(a)</w:t>
       </w:r>
       <w:r>
-        <w:rPr>
-          <w:highlight w:val="yellow"/>
-        </w:rPr>
         <w:t xml:space="preserve"> illustrates the relative performance changes when introducing each module—</w:t>
       </w:r>
       <w:proofErr w:type="spellStart"/>
       <w:r>
-        <w:rPr>
-          <w:highlight w:val="yellow"/>
-        </w:rPr>
         <w:t>ResNeXt</w:t>
       </w:r>
       <w:proofErr w:type="spellEnd"/>
       <w:r>
-        <w:rPr>
-          <w:highlight w:val="yellow"/>
-        </w:rPr>
         <w:t xml:space="preserve">, CFEM, and the encoder-decoder structure incorporating dynamic snake convolutions—into the original Mask R-CNN independently. Among them, </w:t>
       </w:r>
       <w:proofErr w:type="spellStart"/>
       <w:r>
-        <w:rPr>
-          <w:highlight w:val="yellow"/>
-        </w:rPr>
         <w:t>ResNeXt</w:t>
       </w:r>
       <w:proofErr w:type="spellEnd"/>
       <w:r>
-        <w:rPr>
-          <w:highlight w:val="yellow"/>
-        </w:rPr>
         <w:t xml:space="preserve"> yields slight improvements, particularly in </w:t>
       </w:r>
       <w:proofErr w:type="spellStart"/>
       <w:r>
-        <w:rPr>
-          <w:highlight w:val="yellow"/>
-        </w:rPr>
         <w:t>AP</w:t>
       </w:r>
       <w:r>
         <w:rPr>
-          <w:highlight w:val="yellow"/>
           <w:eastAsianLayout w:id="-714273280" w:combine="1"/>
         </w:rPr>
         <w:t>bbox</w:t>
@@ -2457,27 +2340,19 @@
       <w:proofErr w:type="spellEnd"/>
       <w:r>
         <w:rPr>
-          <w:highlight w:val="yellow"/>
           <w:eastAsianLayout w:id="-714273280" w:combine="1"/>
         </w:rPr>
         <w:t xml:space="preserve"> 75</w:t>
       </w:r>
       <w:r>
-        <w:rPr>
-          <w:highlight w:val="yellow"/>
-        </w:rPr>
         <w:t xml:space="preserve"> and </w:t>
       </w:r>
       <w:proofErr w:type="spellStart"/>
       <w:r>
-        <w:rPr>
-          <w:highlight w:val="yellow"/>
-        </w:rPr>
         <w:t>AP</w:t>
       </w:r>
       <w:r>
         <w:rPr>
-          <w:highlight w:val="yellow"/>
           <w:eastAsianLayout w:id="-714273279" w:combine="1"/>
         </w:rPr>
         <w:t>seg</w:t>
@@ -2485,27 +2360,19 @@
       <w:proofErr w:type="spellEnd"/>
       <w:r>
         <w:rPr>
-          <w:highlight w:val="yellow"/>
           <w:eastAsianLayout w:id="-714273279" w:combine="1"/>
         </w:rPr>
         <w:t xml:space="preserve"> 75</w:t>
       </w:r>
       <w:r>
-        <w:rPr>
-          <w:highlight w:val="yellow"/>
-        </w:rPr>
         <w:t xml:space="preserve">, reflecting a marginal enhancement in the model’s ability to localize and segment fine structural details. CFEM shows moderate gains in </w:t>
       </w:r>
       <w:proofErr w:type="spellStart"/>
       <w:r>
-        <w:rPr>
-          <w:highlight w:val="yellow"/>
-        </w:rPr>
         <w:t>AP</w:t>
       </w:r>
       <w:r>
         <w:rPr>
-          <w:highlight w:val="yellow"/>
           <w:eastAsianLayout w:id="-714273278" w:combine="1"/>
         </w:rPr>
         <w:t>seg</w:t>
@@ -2513,27 +2380,19 @@
       <w:proofErr w:type="spellEnd"/>
       <w:r>
         <w:rPr>
-          <w:highlight w:val="yellow"/>
           <w:eastAsianLayout w:id="-714273278" w:combine="1"/>
         </w:rPr>
         <w:t xml:space="preserve"> 50</w:t>
       </w:r>
       <w:r>
-        <w:rPr>
-          <w:highlight w:val="yellow"/>
-        </w:rPr>
         <w:t xml:space="preserve"> and </w:t>
       </w:r>
       <w:proofErr w:type="spellStart"/>
       <w:r>
-        <w:rPr>
-          <w:highlight w:val="yellow"/>
-        </w:rPr>
         <w:t>AP</w:t>
       </w:r>
       <w:r>
         <w:rPr>
-          <w:highlight w:val="yellow"/>
           <w:eastAsianLayout w:id="-714273277" w:combine="1"/>
         </w:rPr>
         <w:t>bbox</w:t>
@@ -2541,62 +2400,41 @@
       <w:proofErr w:type="spellEnd"/>
       <w:r>
         <w:rPr>
-          <w:highlight w:val="yellow"/>
           <w:eastAsianLayout w:id="-714273277" w:combine="1"/>
         </w:rPr>
         <w:t xml:space="preserve"> 75</w:t>
       </w:r>
       <w:r>
-        <w:rPr>
-          <w:highlight w:val="yellow"/>
-        </w:rPr>
         <w:t xml:space="preserve">, indicating its utility in refining mid-level feature representation and improving orientation-aware crack detection. While the numerical improvements introduced by </w:t>
       </w:r>
       <w:proofErr w:type="spellStart"/>
       <w:r>
-        <w:rPr>
-          <w:highlight w:val="yellow"/>
-        </w:rPr>
         <w:t>ResNeXt</w:t>
       </w:r>
       <w:proofErr w:type="spellEnd"/>
       <w:r>
-        <w:rPr>
-          <w:highlight w:val="yellow"/>
-        </w:rPr>
         <w:t xml:space="preserve"> and CFEM are limited, both components are designed with efficiency in mind and do not introduce noticeable increases in network complexity or parameter count. This makes them practical additions for maintaining model efficiency while offering targeted performance benefits. The encoder-decoder structure incorporating dynamic snake convolutions, in contrast, leads to more substantial improvements across the segmentation metrics, particularly </w:t>
       </w:r>
       <w:proofErr w:type="spellStart"/>
       <w:r>
-        <w:rPr>
-          <w:highlight w:val="yellow"/>
-        </w:rPr>
         <w:t>AP</w:t>
       </w:r>
       <w:r>
         <w:rPr>
-          <w:highlight w:val="yellow"/>
           <w:vertAlign w:val="superscript"/>
         </w:rPr>
         <w:t>seg</w:t>
       </w:r>
       <w:proofErr w:type="spellEnd"/>
       <w:r>
-        <w:rPr>
-          <w:highlight w:val="yellow"/>
-        </w:rPr>
         <w:t xml:space="preserve"> and </w:t>
       </w:r>
       <w:proofErr w:type="spellStart"/>
       <w:r>
-        <w:rPr>
-          <w:highlight w:val="yellow"/>
-        </w:rPr>
         <w:t>AP</w:t>
       </w:r>
       <w:r>
         <w:rPr>
-          <w:highlight w:val="yellow"/>
           <w:eastAsianLayout w:id="-714273276" w:combine="1"/>
         </w:rPr>
         <w:t>seg</w:t>
@@ -2604,98 +2442,60 @@
       <w:proofErr w:type="spellEnd"/>
       <w:r>
         <w:rPr>
-          <w:highlight w:val="yellow"/>
           <w:eastAsianLayout w:id="-714273276" w:combine="1"/>
         </w:rPr>
         <w:t xml:space="preserve"> 75</w:t>
       </w:r>
       <w:r>
-        <w:rPr>
-          <w:highlight w:val="yellow"/>
-        </w:rPr>
         <w:t>, suggesting its effectiveness in producing coherent and detailed mask predictions.</w:t>
       </w:r>
     </w:p>
     <w:p>
       <w:pPr>
         <w:ind w:firstLine="240"/>
-        <w:rPr>
-          <w:highlight w:val="yellow"/>
-        </w:rPr>
       </w:pPr>
       <w:r>
         <w:rPr>
           <w:color w:val="7030A0"/>
-          <w:highlight w:val="yellow"/>
         </w:rPr>
         <w:t>Fig. S3(b)</w:t>
       </w:r>
       <w:r>
-        <w:rPr>
-          <w:highlight w:val="yellow"/>
-        </w:rPr>
         <w:t xml:space="preserve"> focuses on the cumulative effect of sequentially integrating these modules into the baseline architecture. The transition from the original Mask R-CNN to the </w:t>
       </w:r>
       <w:proofErr w:type="spellStart"/>
       <w:r>
-        <w:rPr>
-          <w:highlight w:val="yellow"/>
-        </w:rPr>
         <w:t>ResNeXt</w:t>
       </w:r>
       <w:proofErr w:type="spellEnd"/>
       <w:r>
-        <w:rPr>
-          <w:highlight w:val="yellow"/>
-        </w:rPr>
         <w:t xml:space="preserve">-based variant results in modest changes across most metrics. Adding CFEM leads to further performance refinement, with visible gains in both bounding box and mask accuracy. The full integration of </w:t>
       </w:r>
       <w:proofErr w:type="spellStart"/>
       <w:r>
-        <w:rPr>
-          <w:highlight w:val="yellow"/>
-        </w:rPr>
         <w:t>ResNeXt</w:t>
       </w:r>
       <w:proofErr w:type="spellEnd"/>
       <w:r>
-        <w:rPr>
-          <w:highlight w:val="yellow"/>
-        </w:rPr>
         <w:t>, CFEM, and the encoder-decoder structure with dynamic snake convolutions yields the most balanced performance across all six metrics, demonstrating the benefit of combining structural and contextual enhancements in a complementary fashion.</w:t>
       </w:r>
     </w:p>
     <w:p>
       <w:pPr>
         <w:ind w:firstLine="240"/>
-        <w:rPr>
-          <w:highlight w:val="yellow"/>
-        </w:rPr>
       </w:pPr>
       <w:r>
-        <w:rPr>
-          <w:highlight w:val="yellow"/>
-        </w:rPr>
         <w:t xml:space="preserve">In summary, while </w:t>
       </w:r>
       <w:proofErr w:type="spellStart"/>
       <w:r>
-        <w:rPr>
-          <w:highlight w:val="yellow"/>
-        </w:rPr>
         <w:t>ResNeXt</w:t>
       </w:r>
       <w:proofErr w:type="spellEnd"/>
       <w:r>
-        <w:rPr>
-          <w:highlight w:val="yellow"/>
-        </w:rPr>
         <w:t xml:space="preserve"> and CFEM contribute small but measurable improvements without increasing model complexity, the encoder-decoder structure with dynamic snake convolutions serves as the primary driver of segmentation quality. </w:t>
       </w:r>
       <w:r>
-        <w:rPr>
-          <w:highlight w:val="yellow"/>
-        </w:rPr>
         <w:lastRenderedPageBreak/>
         <w:t>The radar charts thus provide a comprehensive depiction of both individual module effects and their combined impact on overall detection and segmentation performance.</w:t>
       </w:r>
@@ -2704,15 +2504,11 @@
       <w:pPr>
         <w:ind w:firstLineChars="0" w:firstLine="0"/>
         <w:jc w:val="center"/>
-        <w:rPr>
-          <w:highlight w:val="yellow"/>
-        </w:rPr>
       </w:pPr>
       <w:r>
         <w:rPr>
           <w:rFonts w:hint="eastAsia"/>
           <w:noProof/>
-          <w:highlight w:val="yellow"/>
         </w:rPr>
         <w:drawing>
           <wp:inline distT="0" distB="0" distL="0" distR="0" wp14:anchorId="7F5D1285" wp14:editId="4806ADE8">
@@ -2777,7 +2573,6 @@
           <w:rFonts w:hint="eastAsia"/>
           <w:sz w:val="22"/>
           <w:szCs w:val="22"/>
-          <w:highlight w:val="yellow"/>
         </w:rPr>
         <w:t>F</w:t>
       </w:r>
@@ -2785,7 +2580,6 @@
         <w:rPr>
           <w:sz w:val="22"/>
           <w:szCs w:val="22"/>
-          <w:highlight w:val="yellow"/>
         </w:rPr>
         <w:t xml:space="preserve">ig. S3. Radar charts illustrating the individual and cumulative performance improvements of </w:t>
       </w:r>
@@ -2794,7 +2588,6 @@
         <w:rPr>
           <w:sz w:val="22"/>
           <w:szCs w:val="22"/>
-          <w:highlight w:val="yellow"/>
         </w:rPr>
         <w:t>ResNeXt</w:t>
       </w:r>
@@ -2803,7 +2596,6 @@
         <w:rPr>
           <w:sz w:val="22"/>
           <w:szCs w:val="22"/>
-          <w:highlight w:val="yellow"/>
         </w:rPr>
         <w:t>, CFEM, and the encoder-decoder structure incorporating dynamic snake convolutions over the baseline Mask R-CNN. (a) Individual addition of each module. (b) Progressive integration of all modules.</w:t>
       </w:r>
@@ -3393,6 +3185,11 @@
     </w:p>
     <w:p>
       <w:pPr>
+        <w:ind w:firstLine="240"/>
+      </w:pPr>
+    </w:p>
+    <w:p>
+      <w:pPr>
         <w:ind w:firstLineChars="0" w:firstLine="0"/>
         <w:jc w:val="center"/>
         <w:rPr>
@@ -3412,6 +3209,7 @@
           <w:sz w:val="21"/>
           <w:szCs w:val="20"/>
         </w:rPr>
+        <w:lastRenderedPageBreak/>
         <w:t>TABLE S</w:t>
       </w:r>
       <w:r>
@@ -3442,7 +3240,6 @@
           <w:sz w:val="21"/>
           <w:szCs w:val="21"/>
         </w:rPr>
-        <w:lastRenderedPageBreak/>
         <w:t xml:space="preserve">ROBUSTNESS OF MASK R-CNN FOR TOOTH CRACK </w:t>
       </w:r>
       <w:r>
@@ -4229,10 +4026,10 @@
                   <v:path o:extrusionok="f" gradientshapeok="t" o:connecttype="rect"/>
                   <o:lock v:ext="edit" aspectratio="t"/>
                 </v:shapetype>
-                <v:shape id="_x0000_i1025" type="#_x0000_t75" style="width:11.4pt;height:12.75pt" o:ole="">
+                <v:shape id="_x0000_i1025" type="#_x0000_t75" style="width:11.5pt;height:13pt" o:ole="">
                   <v:imagedata r:id="rId11" o:title=""/>
                 </v:shape>
-                <o:OLEObject Type="Embed" ProgID="Equation.DSMT4" ShapeID="_x0000_i1025" DrawAspect="Content" ObjectID="_1809433763" r:id="rId12"/>
+                <o:OLEObject Type="Embed" ProgID="Equation.DSMT4" ShapeID="_x0000_i1025" DrawAspect="Content" ObjectID="_1812363908" r:id="rId12"/>
               </w:object>
             </w:r>
           </w:p>
@@ -4922,10 +4719,10 @@
                 <w:position w:val="-4"/>
               </w:rPr>
               <w:object w:dxaOrig="220" w:dyaOrig="260" w14:anchorId="736680B2">
-                <v:shape id="_x0000_i1026" type="#_x0000_t75" style="width:11.4pt;height:12.75pt" o:ole="">
+                <v:shape id="_x0000_i1026" type="#_x0000_t75" style="width:11.5pt;height:13pt" o:ole="">
                   <v:imagedata r:id="rId11" o:title=""/>
                 </v:shape>
-                <o:OLEObject Type="Embed" ProgID="Equation.DSMT4" ShapeID="_x0000_i1026" DrawAspect="Content" ObjectID="_1809433764" r:id="rId13"/>
+                <o:OLEObject Type="Embed" ProgID="Equation.DSMT4" ShapeID="_x0000_i1026" DrawAspect="Content" ObjectID="_1812363909" r:id="rId13"/>
               </w:object>
             </w:r>
           </w:p>
@@ -5607,10 +5404,10 @@
                 <w:position w:val="-4"/>
               </w:rPr>
               <w:object w:dxaOrig="220" w:dyaOrig="260" w14:anchorId="3E6415CA">
-                <v:shape id="_x0000_i1027" type="#_x0000_t75" style="width:11.4pt;height:12.75pt" o:ole="">
+                <v:shape id="_x0000_i1027" type="#_x0000_t75" style="width:11.5pt;height:13pt" o:ole="">
                   <v:imagedata r:id="rId11" o:title=""/>
                 </v:shape>
-                <o:OLEObject Type="Embed" ProgID="Equation.DSMT4" ShapeID="_x0000_i1027" DrawAspect="Content" ObjectID="_1809433765" r:id="rId14"/>
+                <o:OLEObject Type="Embed" ProgID="Equation.DSMT4" ShapeID="_x0000_i1027" DrawAspect="Content" ObjectID="_1812363910" r:id="rId14"/>
               </w:object>
             </w:r>
           </w:p>
@@ -6340,10 +6137,10 @@
                 <w:position w:val="-4"/>
               </w:rPr>
               <w:object w:dxaOrig="220" w:dyaOrig="260" w14:anchorId="20A4BA3B">
-                <v:shape id="_x0000_i1028" type="#_x0000_t75" style="width:11.4pt;height:12.75pt" o:ole="">
+                <v:shape id="_x0000_i1028" type="#_x0000_t75" style="width:11.5pt;height:13pt" o:ole="">
                   <v:imagedata r:id="rId11" o:title=""/>
                 </v:shape>
-                <o:OLEObject Type="Embed" ProgID="Equation.DSMT4" ShapeID="_x0000_i1028" DrawAspect="Content" ObjectID="_1809433766" r:id="rId15"/>
+                <o:OLEObject Type="Embed" ProgID="Equation.DSMT4" ShapeID="_x0000_i1028" DrawAspect="Content" ObjectID="_1812363911" r:id="rId15"/>
               </w:object>
             </w:r>
           </w:p>
@@ -6583,10 +6380,10 @@
                 <w:position w:val="-6"/>
               </w:rPr>
               <w:object w:dxaOrig="240" w:dyaOrig="220" w14:anchorId="6A8926B9">
-                <v:shape id="_x0000_i1029" type="#_x0000_t75" style="width:11.85pt;height:9.55pt" o:ole="">
+                <v:shape id="_x0000_i1029" type="#_x0000_t75" style="width:12pt;height:9.5pt" o:ole="">
                   <v:imagedata r:id="rId16" o:title=""/>
                 </v:shape>
-                <o:OLEObject Type="Embed" ProgID="Equation.DSMT4" ShapeID="_x0000_i1029" DrawAspect="Content" ObjectID="_1809433767" r:id="rId17"/>
+                <o:OLEObject Type="Embed" ProgID="Equation.DSMT4" ShapeID="_x0000_i1029" DrawAspect="Content" ObjectID="_1812363912" r:id="rId17"/>
               </w:object>
             </w:r>
             <w:r>
@@ -7055,10 +6852,10 @@
                 <w:position w:val="-4"/>
               </w:rPr>
               <w:object w:dxaOrig="220" w:dyaOrig="260" w14:anchorId="2A9F7760">
-                <v:shape id="_x0000_i1030" type="#_x0000_t75" style="width:11.4pt;height:12.75pt" o:ole="">
+                <v:shape id="_x0000_i1030" type="#_x0000_t75" style="width:11.5pt;height:13pt" o:ole="">
                   <v:imagedata r:id="rId11" o:title=""/>
                 </v:shape>
-                <o:OLEObject Type="Embed" ProgID="Equation.DSMT4" ShapeID="_x0000_i1030" DrawAspect="Content" ObjectID="_1809433768" r:id="rId18"/>
+                <o:OLEObject Type="Embed" ProgID="Equation.DSMT4" ShapeID="_x0000_i1030" DrawAspect="Content" ObjectID="_1812363913" r:id="rId18"/>
               </w:object>
             </w:r>
           </w:p>
